--- a/backend-exhibits/Google MyDrive to Google Shared Drive Advanced Plan - Advanced Include.docx
+++ b/backend-exhibits/Google MyDrive to Google Shared Drive Advanced Plan - Advanced Include.docx
@@ -51,7 +51,7 @@
                 <w:b/>
                 <w:sz w:val="21"/>
               </w:rPr>
-              <w:t xml:space="preserve">Advanced Plan Features (Google </w:t>
+              <w:t xml:space="preserve">Standard Plan Features (Google </w:t>
             </w:r>
             <w:proofErr w:type="spellStart"/>
             <w:r>

--- a/backend-exhibits/Google MyDrive to Google Shared Drive Advanced Plan - Advanced Include.docx
+++ b/backend-exhibits/Google MyDrive to Google Shared Drive Advanced Plan - Advanced Include.docx
@@ -47,7 +47,7 @@
             </w:pPr>
             <w:r>
               <w:rPr>
-                <w:rFonts w:ascii="Arial" w:eastAsia="Arial" w:hAnsi="Arial" w:cs="Arial"/>
+                <w:rFonts w:ascii="Arial" w:hAnsi="Arial" w:cs="Arial" w:eastAsia="Arial"/>
                 <w:b/>
                 <w:sz w:val="21"/>
               </w:rPr>
@@ -56,7 +56,7 @@
             <w:proofErr w:type="spellStart"/>
             <w:r>
               <w:rPr>
-                <w:rFonts w:ascii="Arial" w:eastAsia="Arial" w:hAnsi="Arial" w:cs="Arial"/>
+                <w:rFonts w:ascii="Arial" w:hAnsi="Arial" w:cs="Arial" w:eastAsia="Arial"/>
                 <w:b/>
                 <w:sz w:val="21"/>
               </w:rPr>
@@ -65,7 +65,7 @@
             <w:proofErr w:type="spellEnd"/>
             <w:r>
               <w:rPr>
-                <w:rFonts w:ascii="Arial" w:eastAsia="Arial" w:hAnsi="Arial" w:cs="Arial"/>
+                <w:rFonts w:ascii="Arial" w:hAnsi="Arial" w:cs="Arial" w:eastAsia="Arial"/>
                 <w:b/>
                 <w:sz w:val="21"/>
               </w:rPr>
@@ -91,7 +91,7 @@
           <w:p>
             <w:r>
               <w:rPr>
-                <w:rFonts w:ascii="Arial" w:eastAsia="Arial" w:hAnsi="Arial" w:cs="Arial"/>
+                <w:rFonts w:ascii="Arial" w:hAnsi="Arial" w:cs="Arial" w:eastAsia="Arial"/>
                 <w:b/>
                 <w:sz w:val="21"/>
               </w:rPr>
@@ -116,7 +116,7 @@
             <w:proofErr w:type="spellStart"/>
             <w:r>
               <w:rPr>
-                <w:rFonts w:ascii="Arial" w:eastAsia="Arial" w:hAnsi="Arial" w:cs="Arial"/>
+                <w:rFonts w:ascii="Arial" w:hAnsi="Arial" w:cs="Arial" w:eastAsia="Arial"/>
                 <w:sz w:val="21"/>
               </w:rPr>
               <w:t>CloudFuze</w:t>
@@ -124,7 +124,7 @@
             <w:proofErr w:type="spellEnd"/>
             <w:r>
               <w:rPr>
-                <w:rFonts w:ascii="Arial" w:eastAsia="Arial" w:hAnsi="Arial" w:cs="Arial"/>
+                <w:rFonts w:ascii="Arial" w:hAnsi="Arial" w:cs="Arial" w:eastAsia="Arial"/>
                 <w:sz w:val="21"/>
               </w:rPr>
               <w:t xml:space="preserve"> ensures the seamless migration of the data from the source cloud to destination, preserving the accuracy and integrity of the data structure.</w:t>
@@ -149,7 +149,7 @@
           <w:p>
             <w:r>
               <w:rPr>
-                <w:rFonts w:ascii="Arial" w:eastAsia="Arial" w:hAnsi="Arial" w:cs="Arial"/>
+                <w:rFonts w:ascii="Arial" w:hAnsi="Arial" w:cs="Arial" w:eastAsia="Arial"/>
                 <w:b/>
                 <w:sz w:val="21"/>
               </w:rPr>
@@ -173,7 +173,7 @@
             </w:pPr>
             <w:r>
               <w:rPr>
-                <w:rFonts w:ascii="Arial" w:eastAsia="Arial" w:hAnsi="Arial" w:cs="Arial"/>
+                <w:rFonts w:ascii="Arial" w:hAnsi="Arial" w:cs="Arial" w:eastAsia="Arial"/>
                 <w:sz w:val="21"/>
               </w:rPr>
               <w:t>The initial data migration from source to destination is considered as One-time migration.</w:t>
@@ -198,7 +198,7 @@
           <w:p>
             <w:r>
               <w:rPr>
-                <w:rFonts w:ascii="Arial" w:eastAsia="Arial" w:hAnsi="Arial" w:cs="Arial"/>
+                <w:rFonts w:ascii="Arial" w:hAnsi="Arial" w:cs="Arial" w:eastAsia="Arial"/>
                 <w:b/>
                 <w:sz w:val="21"/>
               </w:rPr>
@@ -222,7 +222,7 @@
             </w:pPr>
             <w:r>
               <w:rPr>
-                <w:rFonts w:ascii="Arial" w:eastAsia="Arial" w:hAnsi="Arial" w:cs="Arial"/>
+                <w:rFonts w:ascii="Arial" w:hAnsi="Arial" w:cs="Arial" w:eastAsia="Arial"/>
                 <w:sz w:val="21"/>
               </w:rPr>
               <w:t>Migration of incremental changes made in source during the onetime migration.</w:t>
@@ -247,7 +247,7 @@
           <w:p>
             <w:r>
               <w:rPr>
-                <w:rFonts w:ascii="Arial" w:eastAsia="Arial" w:hAnsi="Arial" w:cs="Arial"/>
+                <w:rFonts w:ascii="Arial" w:hAnsi="Arial" w:cs="Arial" w:eastAsia="Arial"/>
                 <w:b/>
                 <w:sz w:val="21"/>
               </w:rPr>
@@ -273,7 +273,7 @@
             <w:proofErr w:type="spellStart"/>
             <w:r>
               <w:rPr>
-                <w:rFonts w:ascii="Arial" w:eastAsia="Arial" w:hAnsi="Arial" w:cs="Arial"/>
+                <w:rFonts w:ascii="Arial" w:hAnsi="Arial" w:cs="Arial" w:eastAsia="Arial"/>
                 <w:sz w:val="21"/>
               </w:rPr>
               <w:t>CloudFuze</w:t>
@@ -281,7 +281,7 @@
             <w:proofErr w:type="spellEnd"/>
             <w:r>
               <w:rPr>
-                <w:rFonts w:ascii="Arial" w:eastAsia="Arial" w:hAnsi="Arial" w:cs="Arial"/>
+                <w:rFonts w:ascii="Arial" w:hAnsi="Arial" w:cs="Arial" w:eastAsia="Arial"/>
                 <w:sz w:val="21"/>
               </w:rPr>
               <w:t xml:space="preserve"> preserves all root folder permissions along with access levels.</w:t>
@@ -306,7 +306,7 @@
           <w:p>
             <w:r>
               <w:rPr>
-                <w:rFonts w:ascii="Arial" w:eastAsia="Arial" w:hAnsi="Arial" w:cs="Arial"/>
+                <w:rFonts w:ascii="Arial" w:hAnsi="Arial" w:cs="Arial" w:eastAsia="Arial"/>
                 <w:b/>
                 <w:sz w:val="21"/>
               </w:rPr>
@@ -331,7 +331,7 @@
             <w:proofErr w:type="spellStart"/>
             <w:r>
               <w:rPr>
-                <w:rFonts w:ascii="Arial" w:eastAsia="Arial" w:hAnsi="Arial" w:cs="Arial"/>
+                <w:rFonts w:ascii="Arial" w:hAnsi="Arial" w:cs="Arial" w:eastAsia="Arial"/>
                 <w:sz w:val="21"/>
               </w:rPr>
               <w:t>CloudFuze</w:t>
@@ -339,7 +339,7 @@
             <w:proofErr w:type="spellEnd"/>
             <w:r>
               <w:rPr>
-                <w:rFonts w:ascii="Arial" w:eastAsia="Arial" w:hAnsi="Arial" w:cs="Arial"/>
+                <w:rFonts w:ascii="Arial" w:hAnsi="Arial" w:cs="Arial" w:eastAsia="Arial"/>
                 <w:sz w:val="21"/>
               </w:rPr>
               <w:t xml:space="preserve"> preserves all Root file permissions along with access levels.</w:t>
@@ -364,7 +364,7 @@
           <w:p>
             <w:r>
               <w:rPr>
-                <w:rFonts w:ascii="Arial" w:eastAsia="Arial" w:hAnsi="Arial" w:cs="Arial"/>
+                <w:rFonts w:ascii="Arial" w:hAnsi="Arial" w:cs="Arial" w:eastAsia="Arial"/>
                 <w:b/>
                 <w:sz w:val="21"/>
               </w:rPr>
@@ -389,7 +389,7 @@
             <w:proofErr w:type="spellStart"/>
             <w:r>
               <w:rPr>
-                <w:rFonts w:ascii="Arial" w:eastAsia="Arial" w:hAnsi="Arial" w:cs="Arial"/>
+                <w:rFonts w:ascii="Arial" w:hAnsi="Arial" w:cs="Arial" w:eastAsia="Arial"/>
                 <w:sz w:val="21"/>
               </w:rPr>
               <w:t>CloudFuze</w:t>
@@ -397,7 +397,7 @@
             <w:proofErr w:type="spellEnd"/>
             <w:r>
               <w:rPr>
-                <w:rFonts w:ascii="Arial" w:eastAsia="Arial" w:hAnsi="Arial" w:cs="Arial"/>
+                <w:rFonts w:ascii="Arial" w:hAnsi="Arial" w:cs="Arial" w:eastAsia="Arial"/>
                 <w:sz w:val="21"/>
               </w:rPr>
               <w:t xml:space="preserve"> preserves all subfolder permissions along with access levels.</w:t>
@@ -422,7 +422,7 @@
           <w:p>
             <w:r>
               <w:rPr>
-                <w:rFonts w:ascii="Arial" w:eastAsia="Arial" w:hAnsi="Arial" w:cs="Arial"/>
+                <w:rFonts w:ascii="Arial" w:hAnsi="Arial" w:cs="Arial" w:eastAsia="Arial"/>
                 <w:b/>
                 <w:sz w:val="21"/>
               </w:rPr>
@@ -447,7 +447,7 @@
             <w:proofErr w:type="spellStart"/>
             <w:r>
               <w:rPr>
-                <w:rFonts w:ascii="Arial" w:eastAsia="Arial" w:hAnsi="Arial" w:cs="Arial"/>
+                <w:rFonts w:ascii="Arial" w:hAnsi="Arial" w:cs="Arial" w:eastAsia="Arial"/>
                 <w:sz w:val="21"/>
               </w:rPr>
               <w:t>CloudFuze</w:t>
@@ -455,7 +455,7 @@
             <w:proofErr w:type="spellEnd"/>
             <w:r>
               <w:rPr>
-                <w:rFonts w:ascii="Arial" w:eastAsia="Arial" w:hAnsi="Arial" w:cs="Arial"/>
+                <w:rFonts w:ascii="Arial" w:hAnsi="Arial" w:cs="Arial" w:eastAsia="Arial"/>
                 <w:sz w:val="21"/>
               </w:rPr>
               <w:t xml:space="preserve"> migrates all shared links from source to destination and maintains the type of links.</w:t>
@@ -480,7 +480,7 @@
           <w:p>
             <w:r>
               <w:rPr>
-                <w:rFonts w:ascii="Arial" w:eastAsia="Arial" w:hAnsi="Arial" w:cs="Arial"/>
+                <w:rFonts w:ascii="Arial" w:hAnsi="Arial" w:cs="Arial" w:eastAsia="Arial"/>
                 <w:b/>
                 <w:sz w:val="21"/>
               </w:rPr>
@@ -505,7 +505,7 @@
             <w:proofErr w:type="spellStart"/>
             <w:r>
               <w:rPr>
-                <w:rFonts w:ascii="Arial" w:eastAsia="Arial" w:hAnsi="Arial" w:cs="Arial"/>
+                <w:rFonts w:ascii="Arial" w:hAnsi="Arial" w:cs="Arial" w:eastAsia="Arial"/>
                 <w:sz w:val="21"/>
               </w:rPr>
               <w:t>CloudFuze</w:t>
@@ -513,7 +513,7 @@
             <w:proofErr w:type="spellEnd"/>
             <w:r>
               <w:rPr>
-                <w:rFonts w:ascii="Arial" w:eastAsia="Arial" w:hAnsi="Arial" w:cs="Arial"/>
+                <w:rFonts w:ascii="Arial" w:hAnsi="Arial" w:cs="Arial" w:eastAsia="Arial"/>
                 <w:sz w:val="21"/>
               </w:rPr>
               <w:t xml:space="preserve"> can migrate external permissions (Files/Folders shared with people of outside organizations) of files/folders to the destination along with access levels.</w:t>
@@ -538,7 +538,7 @@
           <w:p>
             <w:r>
               <w:rPr>
-                <w:rFonts w:ascii="Arial" w:eastAsia="Arial" w:hAnsi="Arial" w:cs="Arial"/>
+                <w:rFonts w:ascii="Arial" w:hAnsi="Arial" w:cs="Arial" w:eastAsia="Arial"/>
                 <w:b/>
                 <w:sz w:val="21"/>
               </w:rPr>
@@ -562,7 +562,7 @@
             </w:pPr>
             <w:r>
               <w:rPr>
-                <w:rFonts w:ascii="Arial" w:eastAsia="Arial" w:hAnsi="Arial" w:cs="Arial"/>
+                <w:rFonts w:ascii="Arial" w:hAnsi="Arial" w:cs="Arial" w:eastAsia="Arial"/>
                 <w:sz w:val="21"/>
               </w:rPr>
               <w:t>Maintaining the original timestamps, including creation and modification dates and times, when transferring data to the destination cloud.</w:t>
@@ -587,7 +587,7 @@
           <w:p>
             <w:r>
               <w:rPr>
-                <w:rFonts w:ascii="Arial" w:eastAsia="Arial" w:hAnsi="Arial" w:cs="Arial"/>
+                <w:rFonts w:ascii="Arial" w:hAnsi="Arial" w:cs="Arial" w:eastAsia="Arial"/>
                 <w:b/>
                 <w:sz w:val="21"/>
               </w:rPr>
@@ -611,7 +611,7 @@
             </w:pPr>
             <w:r>
               <w:rPr>
-                <w:rFonts w:ascii="Arial" w:eastAsia="Arial" w:hAnsi="Arial" w:cs="Arial"/>
+                <w:rFonts w:ascii="Arial" w:hAnsi="Arial" w:cs="Arial" w:eastAsia="Arial"/>
                 <w:sz w:val="21"/>
               </w:rPr>
               <w:t>Special characters not supported by the destination cloud will be automatically replaced with underscores (_) or hyphens (-). This ensures that the integrity of the data is maintained during the migration process.</w:t>
@@ -636,7 +636,7 @@
           <w:p>
             <w:r>
               <w:rPr>
-                <w:rFonts w:ascii="Arial" w:eastAsia="Arial" w:hAnsi="Arial" w:cs="Arial"/>
+                <w:rFonts w:ascii="Arial" w:hAnsi="Arial" w:cs="Arial" w:eastAsia="Arial"/>
                 <w:b/>
                 <w:sz w:val="21"/>
               </w:rPr>
@@ -660,7 +660,7 @@
             </w:pPr>
             <w:r>
               <w:rPr>
-                <w:rFonts w:ascii="Arial" w:eastAsia="Arial" w:hAnsi="Arial" w:cs="Arial"/>
+                <w:rFonts w:ascii="Arial" w:hAnsi="Arial" w:cs="Arial" w:eastAsia="Arial"/>
                 <w:sz w:val="21"/>
               </w:rPr>
               <w:t>If the destination cloud has a long folder path limitation, the system automatically adjusts the destination's path as per the limitation.</w:t>
@@ -685,7 +685,7 @@
           <w:p>
             <w:r>
               <w:rPr>
-                <w:rFonts w:ascii="Arial" w:eastAsia="Arial" w:hAnsi="Arial" w:cs="Arial"/>
+                <w:rFonts w:ascii="Arial" w:hAnsi="Arial" w:cs="Arial" w:eastAsia="Arial"/>
                 <w:b/>
                 <w:sz w:val="21"/>
               </w:rPr>
@@ -709,7 +709,7 @@
             </w:pPr>
             <w:r>
               <w:rPr>
-                <w:rFonts w:ascii="Arial" w:eastAsia="Arial" w:hAnsi="Arial" w:cs="Arial"/>
+                <w:rFonts w:ascii="Arial" w:hAnsi="Arial" w:cs="Arial" w:eastAsia="Arial"/>
                 <w:sz w:val="21"/>
               </w:rPr>
               <w:t>Conflicts will be re-</w:t>
@@ -717,7 +717,7 @@
             <w:proofErr w:type="gramStart"/>
             <w:r>
               <w:rPr>
-                <w:rFonts w:ascii="Arial" w:eastAsia="Arial" w:hAnsi="Arial" w:cs="Arial"/>
+                <w:rFonts w:ascii="Arial" w:hAnsi="Arial" w:cs="Arial" w:eastAsia="Arial"/>
                 <w:sz w:val="21"/>
               </w:rPr>
               <w:t>tried</w:t>
@@ -725,7 +725,7 @@
             <w:proofErr w:type="gramEnd"/>
             <w:r>
               <w:rPr>
-                <w:rFonts w:ascii="Arial" w:eastAsia="Arial" w:hAnsi="Arial" w:cs="Arial"/>
+                <w:rFonts w:ascii="Arial" w:hAnsi="Arial" w:cs="Arial" w:eastAsia="Arial"/>
                 <w:sz w:val="21"/>
               </w:rPr>
               <w:t xml:space="preserve"> three times automatically.</w:t>
@@ -750,7 +750,7 @@
           <w:p>
             <w:r>
               <w:rPr>
-                <w:rFonts w:ascii="Arial" w:eastAsia="Arial" w:hAnsi="Arial" w:cs="Arial"/>
+                <w:rFonts w:ascii="Arial" w:hAnsi="Arial" w:cs="Arial" w:eastAsia="Arial"/>
                 <w:b/>
                 <w:sz w:val="21"/>
               </w:rPr>
@@ -774,7 +774,7 @@
             </w:pPr>
             <w:r>
               <w:rPr>
-                <w:rFonts w:ascii="Arial" w:eastAsia="Arial" w:hAnsi="Arial" w:cs="Arial"/>
+                <w:rFonts w:ascii="Arial" w:hAnsi="Arial" w:cs="Arial" w:eastAsia="Arial"/>
                 <w:sz w:val="21"/>
               </w:rPr>
               <w:t>The system retains the addresses of links present within a file, which point to other files in the cloud. These links' addresses will be transformed into appropriate destination formats during Migration.</w:t>
@@ -799,7 +799,7 @@
           <w:p>
             <w:r>
               <w:rPr>
-                <w:rFonts w:ascii="Arial" w:eastAsia="Arial" w:hAnsi="Arial" w:cs="Arial"/>
+                <w:rFonts w:ascii="Arial" w:hAnsi="Arial" w:cs="Arial" w:eastAsia="Arial"/>
                 <w:b/>
                 <w:sz w:val="21"/>
               </w:rPr>
@@ -824,7 +824,7 @@
             </w:pPr>
             <w:r>
               <w:rPr>
-                <w:rFonts w:ascii="Arial" w:eastAsia="Arial" w:hAnsi="Arial" w:cs="Arial"/>
+                <w:rFonts w:ascii="Arial" w:hAnsi="Arial" w:cs="Arial" w:eastAsia="Arial"/>
                 <w:sz w:val="21"/>
               </w:rPr>
               <w:t>Migration of selective versions of files from source to destination. If we opt for five, the last five versions will get migrates to the destination.</w:t>
@@ -849,7 +849,7 @@
           <w:p>
             <w:r>
               <w:rPr>
-                <w:rFonts w:ascii="Arial" w:eastAsia="Arial" w:hAnsi="Arial" w:cs="Arial"/>
+                <w:rFonts w:ascii="Arial" w:hAnsi="Arial" w:cs="Arial" w:eastAsia="Arial"/>
                 <w:b/>
                 <w:sz w:val="21"/>
               </w:rPr>
@@ -873,7 +873,7 @@
             </w:pPr>
             <w:r>
               <w:rPr>
-                <w:rFonts w:ascii="Arial" w:eastAsia="Arial" w:hAnsi="Arial" w:cs="Arial"/>
+                <w:rFonts w:ascii="Arial" w:hAnsi="Arial" w:cs="Arial" w:eastAsia="Arial"/>
                 <w:sz w:val="21"/>
               </w:rPr>
               <w:t>Migration of all file versions from source to destination.</w:t>
@@ -897,10 +897,10 @@
   <w:docDefaults>
     <w:rPrDefault>
       <w:rPr>
-        <w:rFonts w:asciiTheme="minorHAnsi" w:eastAsiaTheme="minorEastAsia" w:hAnsiTheme="minorHAnsi" w:cstheme="minorBidi"/>
+        <w:rFonts w:ascii="Arial" w:hAnsi="Arial" w:cs="Arial" w:eastAsia="Arial"/>
         <w:kern w:val="2"/>
-        <w:sz w:val="24"/>
-        <w:szCs w:val="24"/>
+        <w:sz w:val="21"/>
+        <w:szCs w:val="21"/>
         <w:lang w:val="en-IN" w:eastAsia="en-IN" w:bidi="ar-SA"/>
         <w14:ligatures w14:val="standardContextual"/>
       </w:rPr>
@@ -1296,9 +1296,9 @@
       <w:spacing w:line="259" w:lineRule="auto"/>
     </w:pPr>
     <w:rPr>
-      <w:rFonts w:ascii="Calibri" w:eastAsia="Calibri" w:hAnsi="Calibri" w:cs="Calibri"/>
+      <w:rFonts w:ascii="Arial" w:hAnsi="Arial" w:cs="Arial" w:eastAsia="Arial"/>
       <w:color w:val="000000"/>
-      <w:sz w:val="22"/>
+      <w:sz w:val="21"/>
     </w:rPr>
   </w:style>
   <w:style w:type="character" w:default="1" w:styleId="DefaultParagraphFont">
